--- a/docs/manuel/chapitre-20-messagerie-et-whatsapp.docx
+++ b/docs/manuel/chapitre-20-messagerie-et-whatsapp.docx
@@ -322,7 +322,7 @@
                 <w:sz w:val="20"/>
                 <w:szCs w:val="20"/>
               </w:rPr>
-              <w:t xml:space="preserve">2.101.392</w:t>
+              <w:t xml:space="preserve">2.101.393</w:t>
             </w:r>
           </w:p>
         </w:tc>
@@ -8985,7 +8985,7 @@
         <w:sz w:val="14"/>
         <w:szCs w:val="14"/>
       </w:rPr>
-      <w:t xml:space="preserve">Version 2.101.392 de l'application  ·  1er octobre 2026  ·  document interne BMI Togo</w:t>
+      <w:t xml:space="preserve">Version 2.101.393 de l'application  ·  1er octobre 2026  ·  document interne BMI Togo</w:t>
     </w:r>
   </w:p>
 </w:ftr>

--- a/docs/manuel/chapitre-20-messagerie-et-whatsapp.docx
+++ b/docs/manuel/chapitre-20-messagerie-et-whatsapp.docx
@@ -322,7 +322,7 @@
                 <w:sz w:val="20"/>
                 <w:szCs w:val="20"/>
               </w:rPr>
-              <w:t xml:space="preserve">2.101.393</w:t>
+              <w:t xml:space="preserve">2.101.394</w:t>
             </w:r>
           </w:p>
         </w:tc>
@@ -8985,7 +8985,7 @@
         <w:sz w:val="14"/>
         <w:szCs w:val="14"/>
       </w:rPr>
-      <w:t xml:space="preserve">Version 2.101.393 de l'application  ·  1er octobre 2026  ·  document interne BMI Togo</w:t>
+      <w:t xml:space="preserve">Version 2.101.394 de l'application  ·  1er octobre 2026  ·  document interne BMI Togo</w:t>
     </w:r>
   </w:p>
 </w:ftr>

--- a/docs/manuel/chapitre-20-messagerie-et-whatsapp.docx
+++ b/docs/manuel/chapitre-20-messagerie-et-whatsapp.docx
@@ -322,7 +322,7 @@
                 <w:sz w:val="20"/>
                 <w:szCs w:val="20"/>
               </w:rPr>
-              <w:t xml:space="preserve">2.101.394</w:t>
+              <w:t xml:space="preserve">2.101.395</w:t>
             </w:r>
           </w:p>
         </w:tc>
@@ -8985,7 +8985,7 @@
         <w:sz w:val="14"/>
         <w:szCs w:val="14"/>
       </w:rPr>
-      <w:t xml:space="preserve">Version 2.101.394 de l'application  ·  1er octobre 2026  ·  document interne BMI Togo</w:t>
+      <w:t xml:space="preserve">Version 2.101.395 de l'application  ·  1er octobre 2026  ·  document interne BMI Togo</w:t>
     </w:r>
   </w:p>
 </w:ftr>

--- a/docs/manuel/chapitre-20-messagerie-et-whatsapp.docx
+++ b/docs/manuel/chapitre-20-messagerie-et-whatsapp.docx
@@ -322,7 +322,7 @@
                 <w:sz w:val="20"/>
                 <w:szCs w:val="20"/>
               </w:rPr>
-              <w:t xml:space="preserve">2.101.395</w:t>
+              <w:t xml:space="preserve">2.101.396</w:t>
             </w:r>
           </w:p>
         </w:tc>
@@ -8985,7 +8985,7 @@
         <w:sz w:val="14"/>
         <w:szCs w:val="14"/>
       </w:rPr>
-      <w:t xml:space="preserve">Version 2.101.395 de l'application  ·  1er octobre 2026  ·  document interne BMI Togo</w:t>
+      <w:t xml:space="preserve">Version 2.101.396 de l'application  ·  1er octobre 2026  ·  document interne BMI Togo</w:t>
     </w:r>
   </w:p>
 </w:ftr>

--- a/docs/manuel/chapitre-20-messagerie-et-whatsapp.docx
+++ b/docs/manuel/chapitre-20-messagerie-et-whatsapp.docx
@@ -322,7 +322,7 @@
                 <w:sz w:val="20"/>
                 <w:szCs w:val="20"/>
               </w:rPr>
-              <w:t xml:space="preserve">2.101.396</w:t>
+              <w:t xml:space="preserve">2.101.397</w:t>
             </w:r>
           </w:p>
         </w:tc>
@@ -8985,7 +8985,7 @@
         <w:sz w:val="14"/>
         <w:szCs w:val="14"/>
       </w:rPr>
-      <w:t xml:space="preserve">Version 2.101.396 de l'application  ·  1er octobre 2026  ·  document interne BMI Togo</w:t>
+      <w:t xml:space="preserve">Version 2.101.397 de l'application  ·  1er octobre 2026  ·  document interne BMI Togo</w:t>
     </w:r>
   </w:p>
 </w:ftr>

--- a/docs/manuel/chapitre-20-messagerie-et-whatsapp.docx
+++ b/docs/manuel/chapitre-20-messagerie-et-whatsapp.docx
@@ -322,7 +322,7 @@
                 <w:sz w:val="20"/>
                 <w:szCs w:val="20"/>
               </w:rPr>
-              <w:t xml:space="preserve">2.101.397</w:t>
+              <w:t xml:space="preserve">2.101.398</w:t>
             </w:r>
           </w:p>
         </w:tc>
@@ -8985,7 +8985,7 @@
         <w:sz w:val="14"/>
         <w:szCs w:val="14"/>
       </w:rPr>
-      <w:t xml:space="preserve">Version 2.101.397 de l'application  ·  1er octobre 2026  ·  document interne BMI Togo</w:t>
+      <w:t xml:space="preserve">Version 2.101.398 de l'application  ·  1er octobre 2026  ·  document interne BMI Togo</w:t>
     </w:r>
   </w:p>
 </w:ftr>

--- a/docs/manuel/chapitre-20-messagerie-et-whatsapp.docx
+++ b/docs/manuel/chapitre-20-messagerie-et-whatsapp.docx
@@ -322,7 +322,7 @@
                 <w:sz w:val="20"/>
                 <w:szCs w:val="20"/>
               </w:rPr>
-              <w:t xml:space="preserve">2.101.398</w:t>
+              <w:t xml:space="preserve">2.101.399</w:t>
             </w:r>
           </w:p>
         </w:tc>
@@ -8985,7 +8985,7 @@
         <w:sz w:val="14"/>
         <w:szCs w:val="14"/>
       </w:rPr>
-      <w:t xml:space="preserve">Version 2.101.398 de l'application  ·  1er octobre 2026  ·  document interne BMI Togo</w:t>
+      <w:t xml:space="preserve">Version 2.101.399 de l'application  ·  1er octobre 2026  ·  document interne BMI Togo</w:t>
     </w:r>
   </w:p>
 </w:ftr>

--- a/docs/manuel/chapitre-20-messagerie-et-whatsapp.docx
+++ b/docs/manuel/chapitre-20-messagerie-et-whatsapp.docx
@@ -322,7 +322,7 @@
                 <w:sz w:val="20"/>
                 <w:szCs w:val="20"/>
               </w:rPr>
-              <w:t xml:space="preserve">2.101.399</w:t>
+              <w:t xml:space="preserve">2.101.400</w:t>
             </w:r>
           </w:p>
         </w:tc>
@@ -8985,7 +8985,7 @@
         <w:sz w:val="14"/>
         <w:szCs w:val="14"/>
       </w:rPr>
-      <w:t xml:space="preserve">Version 2.101.399 de l'application  ·  1er octobre 2026  ·  document interne BMI Togo</w:t>
+      <w:t xml:space="preserve">Version 2.101.400 de l'application  ·  1er octobre 2026  ·  document interne BMI Togo</w:t>
     </w:r>
   </w:p>
 </w:ftr>

--- a/docs/manuel/chapitre-20-messagerie-et-whatsapp.docx
+++ b/docs/manuel/chapitre-20-messagerie-et-whatsapp.docx
@@ -322,7 +322,7 @@
                 <w:sz w:val="20"/>
                 <w:szCs w:val="20"/>
               </w:rPr>
-              <w:t xml:space="preserve">2.101.400</w:t>
+              <w:t xml:space="preserve">2.101.401</w:t>
             </w:r>
           </w:p>
         </w:tc>
@@ -8985,7 +8985,7 @@
         <w:sz w:val="14"/>
         <w:szCs w:val="14"/>
       </w:rPr>
-      <w:t xml:space="preserve">Version 2.101.400 de l'application  ·  1er octobre 2026  ·  document interne BMI Togo</w:t>
+      <w:t xml:space="preserve">Version 2.101.401 de l'application  ·  1er octobre 2026  ·  document interne BMI Togo</w:t>
     </w:r>
   </w:p>
 </w:ftr>

--- a/docs/manuel/chapitre-20-messagerie-et-whatsapp.docx
+++ b/docs/manuel/chapitre-20-messagerie-et-whatsapp.docx
@@ -322,7 +322,7 @@
                 <w:sz w:val="20"/>
                 <w:szCs w:val="20"/>
               </w:rPr>
-              <w:t xml:space="preserve">2.101.401</w:t>
+              <w:t xml:space="preserve">2.101.402</w:t>
             </w:r>
           </w:p>
         </w:tc>
@@ -8985,7 +8985,7 @@
         <w:sz w:val="14"/>
         <w:szCs w:val="14"/>
       </w:rPr>
-      <w:t xml:space="preserve">Version 2.101.401 de l'application  ·  1er octobre 2026  ·  document interne BMI Togo</w:t>
+      <w:t xml:space="preserve">Version 2.101.402 de l'application  ·  1er octobre 2026  ·  document interne BMI Togo</w:t>
     </w:r>
   </w:p>
 </w:ftr>

--- a/docs/manuel/chapitre-20-messagerie-et-whatsapp.docx
+++ b/docs/manuel/chapitre-20-messagerie-et-whatsapp.docx
@@ -322,7 +322,7 @@
                 <w:sz w:val="20"/>
                 <w:szCs w:val="20"/>
               </w:rPr>
-              <w:t xml:space="preserve">2.101.402</w:t>
+              <w:t xml:space="preserve">2.101.403</w:t>
             </w:r>
           </w:p>
         </w:tc>
@@ -8985,7 +8985,7 @@
         <w:sz w:val="14"/>
         <w:szCs w:val="14"/>
       </w:rPr>
-      <w:t xml:space="preserve">Version 2.101.402 de l'application  ·  1er octobre 2026  ·  document interne BMI Togo</w:t>
+      <w:t xml:space="preserve">Version 2.101.403 de l'application  ·  1er octobre 2026  ·  document interne BMI Togo</w:t>
     </w:r>
   </w:p>
 </w:ftr>

--- a/docs/manuel/chapitre-20-messagerie-et-whatsapp.docx
+++ b/docs/manuel/chapitre-20-messagerie-et-whatsapp.docx
@@ -322,7 +322,7 @@
                 <w:sz w:val="20"/>
                 <w:szCs w:val="20"/>
               </w:rPr>
-              <w:t xml:space="preserve">2.101.403</w:t>
+              <w:t xml:space="preserve">2.101.404</w:t>
             </w:r>
           </w:p>
         </w:tc>
@@ -8985,7 +8985,7 @@
         <w:sz w:val="14"/>
         <w:szCs w:val="14"/>
       </w:rPr>
-      <w:t xml:space="preserve">Version 2.101.403 de l'application  ·  1er octobre 2026  ·  document interne BMI Togo</w:t>
+      <w:t xml:space="preserve">Version 2.101.404 de l'application  ·  1er octobre 2026  ·  document interne BMI Togo</w:t>
     </w:r>
   </w:p>
 </w:ftr>

--- a/docs/manuel/chapitre-20-messagerie-et-whatsapp.docx
+++ b/docs/manuel/chapitre-20-messagerie-et-whatsapp.docx
@@ -322,7 +322,7 @@
                 <w:sz w:val="20"/>
                 <w:szCs w:val="20"/>
               </w:rPr>
-              <w:t xml:space="preserve">2.101.404</w:t>
+              <w:t xml:space="preserve">2.101.406</w:t>
             </w:r>
           </w:p>
         </w:tc>
@@ -4495,6 +4495,59 @@
       </w:pPr>
       <w:r>
         <w:t xml:space="preserve">Une demande de devis prise par l'assistant arrive dans 🧲 Prospects (chapitre 4).</w:t>
+      </w:r>
+    </w:p>
+    <w:p>
+      <w:pPr>
+        <w:pStyle w:val="ListParagraph"/>
+        <w:numPr>
+          <w:ilvl w:val="0"/>
+          <w:numId w:val="2"/>
+        </w:numPr>
+        <w:spacing w:after="80"/>
+      </w:pPr>
+      <w:r>
+        <w:t xml:space="preserve">En conversation par IA, il peut donner </w:t>
+      </w:r>
+      <w:r>
+        <w:rPr>
+          <w:b/>
+          <w:bCs/>
+        </w:rPr>
+        <w:t xml:space="preserve">un total</w:t>
+      </w:r>
+      <w:r>
+        <w:t xml:space="preserve"> (« 3 panneaux 400 W ») : c'est </w:t>
+      </w:r>
+      <w:r>
+        <w:rPr>
+          <w:b/>
+          <w:bCs/>
+        </w:rPr>
+        <w:t xml:space="preserve">l'application</w:t>
+      </w:r>
+      <w:r>
+        <w:t xml:space="preserve"> qui le calcule au prix du stock, boutique par boutique, </w:t>
+      </w:r>
+      <w:r>
+        <w:rPr>
+          <w:b/>
+          <w:bCs/>
+        </w:rPr>
+        <w:t xml:space="preserve">articles seuls, hors pose et transport</w:t>
+      </w:r>
+      <w:r>
+        <w:t xml:space="preserve"> — jamais l'IA. Il conseille selon </w:t>
+      </w:r>
+      <w:r>
+        <w:rPr>
+          <w:b/>
+          <w:bCs/>
+        </w:rPr>
+        <w:t xml:space="preserve">« Nos choix BMI »</w:t>
+      </w:r>
+      <w:r>
+        <w:t xml:space="preserve"> quand la direction les a écrits (chapitre 23), sinon en général.</w:t>
       </w:r>
     </w:p>
     <w:tbl>
@@ -8985,7 +9038,7 @@
         <w:sz w:val="14"/>
         <w:szCs w:val="14"/>
       </w:rPr>
-      <w:t xml:space="preserve">Version 2.101.404 de l'application  ·  1er octobre 2026  ·  document interne BMI Togo</w:t>
+      <w:t xml:space="preserve">Version 2.101.406 de l'application  ·  1er octobre 2026  ·  document interne BMI Togo</w:t>
     </w:r>
   </w:p>
 </w:ftr>

--- a/docs/manuel/chapitre-20-messagerie-et-whatsapp.docx
+++ b/docs/manuel/chapitre-20-messagerie-et-whatsapp.docx
@@ -322,7 +322,7 @@
                 <w:sz w:val="20"/>
                 <w:szCs w:val="20"/>
               </w:rPr>
-              <w:t xml:space="preserve">2.101.406</w:t>
+              <w:t xml:space="preserve">2.101.407</w:t>
             </w:r>
           </w:p>
         </w:tc>
@@ -4548,6 +4548,116 @@
       </w:r>
       <w:r>
         <w:t xml:space="preserve"> quand la direction les a écrits (chapitre 23), sinon en général.</w:t>
+      </w:r>
+    </w:p>
+    <w:p>
+      <w:pPr>
+        <w:pStyle w:val="ListParagraph"/>
+        <w:numPr>
+          <w:ilvl w:val="0"/>
+          <w:numId w:val="2"/>
+        </w:numPr>
+        <w:spacing w:after="80"/>
+      </w:pPr>
+      <w:r>
+        <w:rPr>
+          <w:b/>
+          <w:bCs/>
+        </w:rPr>
+        <w:t xml:space="preserve">Pour toute question dans nos métiers</w:t>
+      </w:r>
+      <w:r>
+        <w:t xml:space="preserve">, il renseigne d'abord le client </w:t>
+      </w:r>
+      <w:r>
+        <w:rPr>
+          <w:b/>
+          <w:bCs/>
+        </w:rPr>
+        <w:t xml:space="preserve">de manière générale</w:t>
+      </w:r>
+      <w:r>
+        <w:t xml:space="preserve">, puis il </w:t>
+      </w:r>
+      <w:r>
+        <w:rPr>
+          <w:b/>
+          <w:bCs/>
+        </w:rPr>
+        <w:t xml:space="preserve">propose des articles de notre stock</w:t>
+      </w:r>
+      <w:r>
+        <w:t xml:space="preserve"> (prix et « disponible / sur commande » tels que la fiche les donne) et une suite : un total, une demande de devis ou un conseiller. Il connaît </w:t>
+      </w:r>
+      <w:r>
+        <w:rPr>
+          <w:b/>
+          <w:bCs/>
+        </w:rPr>
+        <w:t xml:space="preserve">nos métiers et leurs familles</w:t>
+      </w:r>
+      <w:r>
+        <w:t xml:space="preserve"> réglés dans ⚙ Paramètres (« Forage : Pompe, Tuyaux… ») et </w:t>
+      </w:r>
+      <w:r>
+        <w:rPr>
+          <w:b/>
+          <w:bCs/>
+        </w:rPr>
+        <w:t xml:space="preserve">la fiche de chaque article</w:t>
+      </w:r>
+      <w:r>
+        <w:t xml:space="preserve"> (chapitre 8) — jamais le prix d'achat, le fournisseur ni les notes internes.</w:t>
+      </w:r>
+    </w:p>
+    <w:p>
+      <w:pPr>
+        <w:pStyle w:val="ListParagraph"/>
+        <w:numPr>
+          <w:ilvl w:val="0"/>
+          <w:numId w:val="2"/>
+        </w:numPr>
+        <w:spacing w:after="80"/>
+      </w:pPr>
+      <w:r>
+        <w:rPr>
+          <w:b/>
+          <w:bCs/>
+        </w:rPr>
+        <w:t xml:space="preserve">Pour une pompe de forage</w:t>
+      </w:r>
+      <w:r>
+        <w:t xml:space="preserve">, il demande le </w:t>
+      </w:r>
+      <w:r>
+        <w:rPr>
+          <w:b/>
+          <w:bCs/>
+        </w:rPr>
+        <w:t xml:space="preserve">niveau de l'eau pendant le pompage</w:t>
+      </w:r>
+      <w:r>
+        <w:t xml:space="preserve"> (donné par le foreur), la hauteur du réservoir, la longueur de tuyau et le besoin en litres par jour ; l'application calcule la hauteur à faire monter (avec les frottements réglés dans ⚙ Paramètres) et il propose </w:t>
+      </w:r>
+      <w:r>
+        <w:rPr>
+          <w:b/>
+          <w:bCs/>
+        </w:rPr>
+        <w:t xml:space="preserve">les pompes du stock qui montent assez haut</w:t>
+      </w:r>
+      <w:r>
+        <w:t xml:space="preserve">. Il ne promet </w:t>
+      </w:r>
+      <w:r>
+        <w:rPr>
+          <w:b/>
+          <w:bCs/>
+        </w:rPr>
+        <w:t xml:space="preserve">jamais un débit à une profondeur</w:t>
+      </w:r>
+      <w:r>
+        <w:t xml:space="preserve"> : le débit maximal d'une fiche est celui en surface. Une pompe dont la profondeur maximale n'est pas renseignée n'est pas proposée.</w:t>
       </w:r>
     </w:p>
     <w:tbl>
@@ -9038,7 +9148,7 @@
         <w:sz w:val="14"/>
         <w:szCs w:val="14"/>
       </w:rPr>
-      <w:t xml:space="preserve">Version 2.101.406 de l'application  ·  1er octobre 2026  ·  document interne BMI Togo</w:t>
+      <w:t xml:space="preserve">Version 2.101.407 de l'application  ·  1er octobre 2026  ·  document interne BMI Togo</w:t>
     </w:r>
   </w:p>
 </w:ftr>

--- a/docs/manuel/chapitre-20-messagerie-et-whatsapp.docx
+++ b/docs/manuel/chapitre-20-messagerie-et-whatsapp.docx
@@ -322,7 +322,7 @@
                 <w:sz w:val="20"/>
                 <w:szCs w:val="20"/>
               </w:rPr>
-              <w:t xml:space="preserve">2.101.407</w:t>
+              <w:t xml:space="preserve">2.101.408</w:t>
             </w:r>
           </w:p>
         </w:tc>
@@ -4658,6 +4658,99 @@
       </w:r>
       <w:r>
         <w:t xml:space="preserve"> : le débit maximal d'une fiche est celui en surface. Une pompe dont la profondeur maximale n'est pas renseignée n'est pas proposée.</w:t>
+      </w:r>
+    </w:p>
+    <w:p>
+      <w:pPr>
+        <w:pStyle w:val="ListParagraph"/>
+        <w:numPr>
+          <w:ilvl w:val="0"/>
+          <w:numId w:val="2"/>
+        </w:numPr>
+        <w:spacing w:after="80"/>
+      </w:pPr>
+      <w:r>
+        <w:rPr>
+          <w:b/>
+          <w:bCs/>
+        </w:rPr>
+        <w:t xml:space="preserve">Combien de panneaux pour une pompe solaire</w:t>
+      </w:r>
+      <w:r>
+        <w:t xml:space="preserve"> : l'application calcule la puissance de la pompe × 1,3, divisée par le panneau le plus puissant du stock, arrondi au panneau supérieur, avec le prix de ces panneaux dans chaque boutique. C'est une estimation : le câblage peut demander un ajustement.</w:t>
+      </w:r>
+    </w:p>
+    <w:p>
+      <w:pPr>
+        <w:pStyle w:val="ListParagraph"/>
+        <w:numPr>
+          <w:ilvl w:val="0"/>
+          <w:numId w:val="2"/>
+        </w:numPr>
+        <w:spacing w:after="80"/>
+      </w:pPr>
+      <w:r>
+        <w:rPr>
+          <w:b/>
+          <w:bCs/>
+        </w:rPr>
+        <w:t xml:space="preserve">Il reste dans la conversation</w:t>
+      </w:r>
+      <w:r>
+        <w:t xml:space="preserve"> : il ne propose un conseiller que si le client le demande ou si le sujet l'exige (panne, argent, compte), et une demande de devis une fois, au bon moment. Une réponse refusée par le contrôle est réécrite une fois ; au milieu d'une conversation, le menu à chiffres ne coupe plus la parole.</w:t>
+      </w:r>
+    </w:p>
+    <w:p>
+      <w:pPr>
+        <w:pStyle w:val="ListParagraph"/>
+        <w:numPr>
+          <w:ilvl w:val="0"/>
+          <w:numId w:val="2"/>
+        </w:numPr>
+        <w:spacing w:after="80"/>
+      </w:pPr>
+      <w:r>
+        <w:rPr>
+          <w:b/>
+          <w:bCs/>
+        </w:rPr>
+        <w:t xml:space="preserve">Après un relais vers un conseiller, le client peut revenir</w:t>
+      </w:r>
+      <w:r>
+        <w:t xml:space="preserve"> : il écrit « </w:t>
+      </w:r>
+      <w:r>
+        <w:rPr>
+          <w:b/>
+          <w:bCs/>
+        </w:rPr>
+        <w:t xml:space="preserve">assistant</w:t>
+      </w:r>
+      <w:r>
+        <w:t xml:space="preserve"> », et l'assistant reprend la conversation là où elle en était. Le message de relais le lui dit.</w:t>
+      </w:r>
+    </w:p>
+    <w:p>
+      <w:pPr>
+        <w:pStyle w:val="ListParagraph"/>
+        <w:numPr>
+          <w:ilvl w:val="0"/>
+          <w:numId w:val="2"/>
+        </w:numPr>
+        <w:spacing w:after="80"/>
+      </w:pPr>
+      <w:r>
+        <w:t xml:space="preserve">Il cherche aussi par la </w:t>
+      </w:r>
+      <w:r>
+        <w:rPr>
+          <w:b/>
+          <w:bCs/>
+        </w:rPr>
+        <w:t xml:space="preserve">tension</w:t>
+      </w:r>
+      <w:r>
+        <w:t xml:space="preserve"> : « batterie 48 V » trouve une lithium 51,2 V (c'est la même famille), et ce que la fiche dit en Tension.</w:t>
       </w:r>
     </w:p>
     <w:tbl>
@@ -9148,7 +9241,7 @@
         <w:sz w:val="14"/>
         <w:szCs w:val="14"/>
       </w:rPr>
-      <w:t xml:space="preserve">Version 2.101.407 de l'application  ·  1er octobre 2026  ·  document interne BMI Togo</w:t>
+      <w:t xml:space="preserve">Version 2.101.408 de l'application  ·  1er octobre 2026  ·  document interne BMI Togo</w:t>
     </w:r>
   </w:p>
 </w:ftr>

--- a/docs/manuel/chapitre-20-messagerie-et-whatsapp.docx
+++ b/docs/manuel/chapitre-20-messagerie-et-whatsapp.docx
@@ -322,7 +322,7 @@
                 <w:sz w:val="20"/>
                 <w:szCs w:val="20"/>
               </w:rPr>
-              <w:t xml:space="preserve">2.101.408</w:t>
+              <w:t xml:space="preserve">2.101.409</w:t>
             </w:r>
           </w:p>
         </w:tc>
@@ -2621,7 +2621,23 @@
                 <w:sz w:val="20"/>
                 <w:szCs w:val="20"/>
               </w:rPr>
-              <w:t xml:space="preserve"> à l'ouverture.</w:t>
+              <w:t xml:space="preserve"> à l'ouverture, et le fil s'ouvre sur </w:t>
+            </w:r>
+            <w:r>
+              <w:rPr>
+                <w:b/>
+                <w:bCs/>
+                <w:sz w:val="20"/>
+                <w:szCs w:val="20"/>
+              </w:rPr>
+              <w:t xml:space="preserve">le dernier message</w:t>
+            </w:r>
+            <w:r>
+              <w:rPr>
+                <w:sz w:val="20"/>
+                <w:szCs w:val="20"/>
+              </w:rPr>
+              <w:t xml:space="preserve">.</w:t>
             </w:r>
           </w:p>
         </w:tc>
@@ -3439,7 +3455,23 @@
                 <w:sz w:val="20"/>
                 <w:szCs w:val="20"/>
               </w:rPr>
-              <w:t xml:space="preserve">, archives comprises.</w:t>
+              <w:t xml:space="preserve">, archives comprises. Le fil s'ouvre sur </w:t>
+            </w:r>
+            <w:r>
+              <w:rPr>
+                <w:b/>
+                <w:bCs/>
+                <w:sz w:val="20"/>
+                <w:szCs w:val="20"/>
+              </w:rPr>
+              <w:t xml:space="preserve">le dernier message</w:t>
+            </w:r>
+            <w:r>
+              <w:rPr>
+                <w:sz w:val="20"/>
+                <w:szCs w:val="20"/>
+              </w:rPr>
+              <w:t xml:space="preserve"> ; pour relire le début, on remonte dans le fil.</w:t>
             </w:r>
           </w:p>
         </w:tc>
@@ -9241,7 +9273,7 @@
         <w:sz w:val="14"/>
         <w:szCs w:val="14"/>
       </w:rPr>
-      <w:t xml:space="preserve">Version 2.101.408 de l'application  ·  1er octobre 2026  ·  document interne BMI Togo</w:t>
+      <w:t xml:space="preserve">Version 2.101.409 de l'application  ·  1er octobre 2026  ·  document interne BMI Togo</w:t>
     </w:r>
   </w:p>
 </w:ftr>

--- a/docs/manuel/chapitre-20-messagerie-et-whatsapp.docx
+++ b/docs/manuel/chapitre-20-messagerie-et-whatsapp.docx
@@ -322,7 +322,7 @@
                 <w:sz w:val="20"/>
                 <w:szCs w:val="20"/>
               </w:rPr>
-              <w:t xml:space="preserve">2.101.409</w:t>
+              <w:t xml:space="preserve">2.101.410</w:t>
             </w:r>
           </w:p>
         </w:tc>
@@ -3631,72 +3631,221 @@
                 <w:sz w:val="21"/>
                 <w:szCs w:val="21"/>
               </w:rPr>
-              <w:t xml:space="preserve">Lire les coches</w:t>
-            </w:r>
-          </w:p>
-          <w:p>
-            <w:r>
-              <w:rPr>
-                <w:b/>
-                <w:bCs/>
+              <w:t xml:space="preserve">📎 Joindre un fichier (facultatif)</w:t>
+            </w:r>
+          </w:p>
+          <w:p>
+            <w:r>
+              <w:rPr>
                 <w:sz w:val="20"/>
                 <w:szCs w:val="20"/>
               </w:rPr>
-              <w:t xml:space="preserve">✓</w:t>
-            </w:r>
-            <w:r>
-              <w:rPr>
+              <w:t xml:space="preserve">Le bouton </w:t>
+            </w:r>
+            <w:r>
+              <w:rPr>
+                <w:b/>
+                <w:bCs/>
                 <w:sz w:val="20"/>
                 <w:szCs w:val="20"/>
               </w:rPr>
-              <w:t xml:space="preserve"> parti · </w:t>
-            </w:r>
-            <w:r>
-              <w:rPr>
-                <w:b/>
-                <w:bCs/>
+              <w:t xml:space="preserve">📎</w:t>
+            </w:r>
+            <w:r>
+              <w:rPr>
                 <w:sz w:val="20"/>
                 <w:szCs w:val="20"/>
               </w:rPr>
-              <w:t xml:space="preserve">✓✓ gris</w:t>
-            </w:r>
-            <w:r>
-              <w:rPr>
+              <w:t xml:space="preserve"> à gauche de la case : photo, PDF, Word, Excel, PowerPoint, texte, vidéo MP4 ou son, </w:t>
+            </w:r>
+            <w:r>
+              <w:rPr>
+                <w:b/>
+                <w:bCs/>
                 <w:sz w:val="20"/>
                 <w:szCs w:val="20"/>
               </w:rPr>
-              <w:t xml:space="preserve"> arrivé sur son téléphone · </w:t>
-            </w:r>
-            <w:r>
-              <w:rPr>
-                <w:b/>
-                <w:bCs/>
+              <w:t xml:space="preserve">3 Mo au plus</w:t>
+            </w:r>
+            <w:r>
+              <w:rPr>
                 <w:sz w:val="20"/>
                 <w:szCs w:val="20"/>
               </w:rPr>
-              <w:t xml:space="preserve">✓✓ bleu</w:t>
-            </w:r>
-            <w:r>
-              <w:rPr>
+              <w:t xml:space="preserve">. Une photo de téléphone est </w:t>
+            </w:r>
+            <w:r>
+              <w:rPr>
+                <w:b/>
+                <w:bCs/>
                 <w:sz w:val="20"/>
                 <w:szCs w:val="20"/>
               </w:rPr>
-              <w:t xml:space="preserve"> lu · </w:t>
-            </w:r>
-            <w:r>
-              <w:rPr>
-                <w:b/>
-                <w:bCs/>
+              <w:t xml:space="preserve">réduite toute seule</w:t>
+            </w:r>
+            <w:r>
+              <w:rPr>
                 <w:sz w:val="20"/>
                 <w:szCs w:val="20"/>
               </w:rPr>
-              <w:t xml:space="preserve">❌ Non reçu</w:t>
-            </w:r>
-            <w:r>
-              <w:rPr>
+              <w:t xml:space="preserve"> avant de partir. Le fichier choisi s'affiche au-dessus (✕ pour le retirer) ; la case devient « Phrase facultative… » : on peut l'envoyer </w:t>
+            </w:r>
+            <w:r>
+              <w:rPr>
+                <w:b/>
+                <w:bCs/>
                 <w:sz w:val="20"/>
                 <w:szCs w:val="20"/>
               </w:rPr>
+              <w:t xml:space="preserve">sans un mot</w:t>
+            </w:r>
+            <w:r>
+              <w:rPr>
+                <w:sz w:val="20"/>
+                <w:szCs w:val="20"/>
+              </w:rPr>
+              <w:t xml:space="preserve">. Un son part sans phrase (WhatsApp n'en porte pas). Le fil garde « 📎 nom du fichier — envoyé » : </w:t>
+            </w:r>
+            <w:r>
+              <w:rPr>
+                <w:b/>
+                <w:bCs/>
+                <w:sz w:val="20"/>
+                <w:szCs w:val="20"/>
+              </w:rPr>
+              <w:t xml:space="preserve">le fichier n'est pas rangé dans l'application</w:t>
+            </w:r>
+            <w:r>
+              <w:rPr>
+                <w:sz w:val="20"/>
+                <w:szCs w:val="20"/>
+              </w:rPr>
+              <w:t xml:space="preserve">, sa copie reste sur le téléphone BMI.</w:t>
+            </w:r>
+          </w:p>
+        </w:tc>
+      </w:tr>
+      <w:tr>
+        <w:trPr>
+          <w:cantSplit/>
+        </w:trPr>
+        <w:tc>
+          <w:tcPr>
+            <w:tcW w:type="dxa" w:w="760"/>
+            <w:shd w:fill="1D4ED8" w:color="auto" w:val="clear"/>
+            <w:tcMar>
+              <w:top w:type="dxa" w:w="100"/>
+              <w:left w:type="dxa" w:w="0"/>
+              <w:bottom w:type="dxa" w:w="100"/>
+              <w:right w:type="dxa" w:w="0"/>
+            </w:tcMar>
+            <w:vAlign w:val="center"/>
+          </w:tcPr>
+          <w:p>
+            <w:pPr>
+              <w:jc w:val="center"/>
+            </w:pPr>
+            <w:r>
+              <w:rPr>
+                <w:b/>
+                <w:bCs/>
+                <w:color w:val="FFFFFF"/>
+                <w:sz w:val="26"/>
+                <w:szCs w:val="26"/>
+              </w:rPr>
+              <w:t xml:space="preserve">4</w:t>
+            </w:r>
+          </w:p>
+        </w:tc>
+        <w:tc>
+          <w:tcPr>
+            <w:tcW w:type="dxa" w:w="8540"/>
+            <w:shd w:fill="F8FAFC" w:color="auto" w:val="clear"/>
+            <w:tcMar>
+              <w:top w:type="dxa" w:w="110"/>
+              <w:left w:type="dxa" w:w="200"/>
+              <w:bottom w:type="dxa" w:w="110"/>
+              <w:right w:type="dxa" w:w="160"/>
+            </w:tcMar>
+          </w:tcPr>
+          <w:p>
+            <w:pPr>
+              <w:spacing w:after="40"/>
+            </w:pPr>
+            <w:r>
+              <w:rPr>
+                <w:b/>
+                <w:bCs/>
+                <w:color w:val="0F172A"/>
+                <w:sz w:val="21"/>
+                <w:szCs w:val="21"/>
+              </w:rPr>
+              <w:t xml:space="preserve">Lire les coches</w:t>
+            </w:r>
+          </w:p>
+          <w:p>
+            <w:r>
+              <w:rPr>
+                <w:b/>
+                <w:bCs/>
+                <w:sz w:val="20"/>
+                <w:szCs w:val="20"/>
+              </w:rPr>
+              <w:t xml:space="preserve">✓</w:t>
+            </w:r>
+            <w:r>
+              <w:rPr>
+                <w:sz w:val="20"/>
+                <w:szCs w:val="20"/>
+              </w:rPr>
+              <w:t xml:space="preserve"> parti · </w:t>
+            </w:r>
+            <w:r>
+              <w:rPr>
+                <w:b/>
+                <w:bCs/>
+                <w:sz w:val="20"/>
+                <w:szCs w:val="20"/>
+              </w:rPr>
+              <w:t xml:space="preserve">✓✓ gris</w:t>
+            </w:r>
+            <w:r>
+              <w:rPr>
+                <w:sz w:val="20"/>
+                <w:szCs w:val="20"/>
+              </w:rPr>
+              <w:t xml:space="preserve"> arrivé sur son téléphone · </w:t>
+            </w:r>
+            <w:r>
+              <w:rPr>
+                <w:b/>
+                <w:bCs/>
+                <w:sz w:val="20"/>
+                <w:szCs w:val="20"/>
+              </w:rPr>
+              <w:t xml:space="preserve">✓✓ bleu</w:t>
+            </w:r>
+            <w:r>
+              <w:rPr>
+                <w:sz w:val="20"/>
+                <w:szCs w:val="20"/>
+              </w:rPr>
+              <w:t xml:space="preserve"> lu · </w:t>
+            </w:r>
+            <w:r>
+              <w:rPr>
+                <w:b/>
+                <w:bCs/>
+                <w:sz w:val="20"/>
+                <w:szCs w:val="20"/>
+              </w:rPr>
+              <w:t xml:space="preserve">❌ Non reçu</w:t>
+            </w:r>
+            <w:r>
+              <w:rPr>
+                <w:sz w:val="20"/>
+                <w:szCs w:val="20"/>
+              </w:rPr>
               <w:t xml:space="preserve"> avec le motif. Un client qui a coupé les confirmations de lecture reste à ✓✓ gris.</w:t>
             </w:r>
           </w:p>
@@ -3706,6 +3855,81 @@
     <w:p>
       <w:pPr>
         <w:spacing w:after="200"/>
+      </w:pPr>
+    </w:p>
+    <w:tbl>
+      <w:tblPr>
+        <w:tblW w:type="dxa" w:w="9300"/>
+        <w:tblBorders>
+          <w:top w:val="none" w:color="FFFFFF" w:sz="0"/>
+          <w:left w:val="single" w:color="B45309" w:sz="28"/>
+          <w:bottom w:val="none" w:color="FFFFFF" w:sz="0"/>
+          <w:right w:val="none" w:color="FFFFFF" w:sz="0"/>
+          <w:insideH w:val="none" w:color="FFFFFF" w:sz="0"/>
+          <w:insideV w:val="none" w:color="FFFFFF" w:sz="0"/>
+        </w:tblBorders>
+      </w:tblPr>
+      <w:tblGrid>
+        <w:gridCol w:w="9300"/>
+      </w:tblGrid>
+      <w:tr>
+        <w:trPr>
+          <w:cantSplit/>
+        </w:trPr>
+        <w:tc>
+          <w:tcPr>
+            <w:tcW w:type="dxa" w:w="9300"/>
+            <w:shd w:fill="FEF3C7" w:color="auto" w:val="clear"/>
+            <w:tcMar>
+              <w:top w:type="dxa" w:w="140"/>
+              <w:left w:type="dxa" w:w="220"/>
+              <w:bottom w:type="dxa" w:w="140"/>
+              <w:right w:type="dxa" w:w="220"/>
+            </w:tcMar>
+          </w:tcPr>
+          <w:p>
+            <w:pPr>
+              <w:spacing w:after="60"/>
+            </w:pPr>
+            <w:r>
+              <w:rPr>
+                <w:b/>
+                <w:bCs/>
+                <w:color w:val="B45309"/>
+                <w:sz w:val="17"/>
+                <w:szCs w:val="17"/>
+              </w:rPr>
+              <w:t xml:space="preserve">⚠  ATTENTION</w:t>
+            </w:r>
+          </w:p>
+          <w:p>
+            <w:r>
+              <w:rPr>
+                <w:b/>
+                <w:bCs/>
+              </w:rPr>
+              <w:t xml:space="preserve">Un fichier est une réponse</w:t>
+            </w:r>
+            <w:r>
+              <w:t xml:space="preserve"> : il ne part que </w:t>
+            </w:r>
+            <w:r>
+              <w:rPr>
+                <w:b/>
+                <w:bCs/>
+              </w:rPr>
+              <w:t xml:space="preserve">dans les 24 h</w:t>
+            </w:r>
+            <w:r>
+              <w:t xml:space="preserve"> après le dernier message du client, comme un texte. Fenêtre fermée, on écrit d'abord par « ✍️ Lui écrire quand même » ; le fichier partira quand le client aura répondu. Un PDF de plus de 3 Mo est refusé : on l'enregistre en « taille réduite ».</w:t>
+            </w:r>
+          </w:p>
+        </w:tc>
+      </w:tr>
+    </w:tbl>
+    <w:p>
+      <w:pPr>
+        <w:spacing w:after="160"/>
       </w:pPr>
     </w:p>
     <w:tbl>
@@ -9273,7 +9497,7 @@
         <w:sz w:val="14"/>
         <w:szCs w:val="14"/>
       </w:rPr>
-      <w:t xml:space="preserve">Version 2.101.409 de l'application  ·  1er octobre 2026  ·  document interne BMI Togo</w:t>
+      <w:t xml:space="preserve">Version 2.101.410 de l'application  ·  1er octobre 2026  ·  document interne BMI Togo</w:t>
     </w:r>
   </w:p>
 </w:ftr>

--- a/docs/manuel/chapitre-20-messagerie-et-whatsapp.docx
+++ b/docs/manuel/chapitre-20-messagerie-et-whatsapp.docx
@@ -322,7 +322,7 @@
                 <w:sz w:val="20"/>
                 <w:szCs w:val="20"/>
               </w:rPr>
-              <w:t xml:space="preserve">2.101.410</w:t>
+              <w:t xml:space="preserve">2.101.411</w:t>
             </w:r>
           </w:p>
         </w:tc>
@@ -9497,7 +9497,7 @@
         <w:sz w:val="14"/>
         <w:szCs w:val="14"/>
       </w:rPr>
-      <w:t xml:space="preserve">Version 2.101.410 de l'application  ·  1er octobre 2026  ·  document interne BMI Togo</w:t>
+      <w:t xml:space="preserve">Version 2.101.411 de l'application  ·  1er octobre 2026  ·  document interne BMI Togo</w:t>
     </w:r>
   </w:p>
 </w:ftr>

--- a/docs/manuel/chapitre-20-messagerie-et-whatsapp.docx
+++ b/docs/manuel/chapitre-20-messagerie-et-whatsapp.docx
@@ -322,7 +322,7 @@
                 <w:sz w:val="20"/>
                 <w:szCs w:val="20"/>
               </w:rPr>
-              <w:t xml:space="preserve">2.101.411</w:t>
+              <w:t xml:space="preserve">2.101.412</w:t>
             </w:r>
           </w:p>
         </w:tc>
@@ -9497,7 +9497,7 @@
         <w:sz w:val="14"/>
         <w:szCs w:val="14"/>
       </w:rPr>
-      <w:t xml:space="preserve">Version 2.101.411 de l'application  ·  1er octobre 2026  ·  document interne BMI Togo</w:t>
+      <w:t xml:space="preserve">Version 2.101.412 de l'application  ·  1er octobre 2026  ·  document interne BMI Togo</w:t>
     </w:r>
   </w:p>
 </w:ftr>

--- a/docs/manuel/chapitre-20-messagerie-et-whatsapp.docx
+++ b/docs/manuel/chapitre-20-messagerie-et-whatsapp.docx
@@ -322,7 +322,7 @@
                 <w:sz w:val="20"/>
                 <w:szCs w:val="20"/>
               </w:rPr>
-              <w:t xml:space="preserve">2.101.412</w:t>
+              <w:t xml:space="preserve">2.101.413</w:t>
             </w:r>
           </w:p>
         </w:tc>
@@ -9497,7 +9497,7 @@
         <w:sz w:val="14"/>
         <w:szCs w:val="14"/>
       </w:rPr>
-      <w:t xml:space="preserve">Version 2.101.412 de l'application  ·  1er octobre 2026  ·  document interne BMI Togo</w:t>
+      <w:t xml:space="preserve">Version 2.101.413 de l'application  ·  1er octobre 2026  ·  document interne BMI Togo</w:t>
     </w:r>
   </w:p>
 </w:ftr>

--- a/docs/manuel/chapitre-20-messagerie-et-whatsapp.docx
+++ b/docs/manuel/chapitre-20-messagerie-et-whatsapp.docx
@@ -322,7 +322,7 @@
                 <w:sz w:val="20"/>
                 <w:szCs w:val="20"/>
               </w:rPr>
-              <w:t xml:space="preserve">2.101.413</w:t>
+              <w:t xml:space="preserve">2.101.414</w:t>
             </w:r>
           </w:p>
         </w:tc>
@@ -9497,7 +9497,7 @@
         <w:sz w:val="14"/>
         <w:szCs w:val="14"/>
       </w:rPr>
-      <w:t xml:space="preserve">Version 2.101.413 de l'application  ·  1er octobre 2026  ·  document interne BMI Togo</w:t>
+      <w:t xml:space="preserve">Version 2.101.414 de l'application  ·  1er octobre 2026  ·  document interne BMI Togo</w:t>
     </w:r>
   </w:p>
 </w:ftr>

--- a/docs/manuel/chapitre-20-messagerie-et-whatsapp.docx
+++ b/docs/manuel/chapitre-20-messagerie-et-whatsapp.docx
@@ -322,7 +322,7 @@
                 <w:sz w:val="20"/>
                 <w:szCs w:val="20"/>
               </w:rPr>
-              <w:t xml:space="preserve">2.101.414</w:t>
+              <w:t xml:space="preserve">2.101.415</w:t>
             </w:r>
           </w:p>
         </w:tc>
@@ -9497,7 +9497,7 @@
         <w:sz w:val="14"/>
         <w:szCs w:val="14"/>
       </w:rPr>
-      <w:t xml:space="preserve">Version 2.101.414 de l'application  ·  1er octobre 2026  ·  document interne BMI Togo</w:t>
+      <w:t xml:space="preserve">Version 2.101.415 de l'application  ·  1er octobre 2026  ·  document interne BMI Togo</w:t>
     </w:r>
   </w:p>
 </w:ftr>

--- a/docs/manuel/chapitre-20-messagerie-et-whatsapp.docx
+++ b/docs/manuel/chapitre-20-messagerie-et-whatsapp.docx
@@ -322,7 +322,7 @@
                 <w:sz w:val="20"/>
                 <w:szCs w:val="20"/>
               </w:rPr>
-              <w:t xml:space="preserve">2.101.415</w:t>
+              <w:t xml:space="preserve">2.101.416</w:t>
             </w:r>
           </w:p>
         </w:tc>
@@ -9497,7 +9497,7 @@
         <w:sz w:val="14"/>
         <w:szCs w:val="14"/>
       </w:rPr>
-      <w:t xml:space="preserve">Version 2.101.415 de l'application  ·  1er octobre 2026  ·  document interne BMI Togo</w:t>
+      <w:t xml:space="preserve">Version 2.101.416 de l'application  ·  1er octobre 2026  ·  document interne BMI Togo</w:t>
     </w:r>
   </w:p>
 </w:ftr>

--- a/docs/manuel/chapitre-20-messagerie-et-whatsapp.docx
+++ b/docs/manuel/chapitre-20-messagerie-et-whatsapp.docx
@@ -322,7 +322,7 @@
                 <w:sz w:val="20"/>
                 <w:szCs w:val="20"/>
               </w:rPr>
-              <w:t xml:space="preserve">2.101.416</w:t>
+              <w:t xml:space="preserve">2.101.417</w:t>
             </w:r>
           </w:p>
         </w:tc>
@@ -9497,7 +9497,7 @@
         <w:sz w:val="14"/>
         <w:szCs w:val="14"/>
       </w:rPr>
-      <w:t xml:space="preserve">Version 2.101.416 de l'application  ·  1er octobre 2026  ·  document interne BMI Togo</w:t>
+      <w:t xml:space="preserve">Version 2.101.417 de l'application  ·  1er octobre 2026  ·  document interne BMI Togo</w:t>
     </w:r>
   </w:p>
 </w:ftr>

--- a/docs/manuel/chapitre-20-messagerie-et-whatsapp.docx
+++ b/docs/manuel/chapitre-20-messagerie-et-whatsapp.docx
@@ -322,7 +322,7 @@
                 <w:sz w:val="20"/>
                 <w:szCs w:val="20"/>
               </w:rPr>
-              <w:t xml:space="preserve">2.101.417</w:t>
+              <w:t xml:space="preserve">2.101.418</w:t>
             </w:r>
           </w:p>
         </w:tc>
@@ -9497,7 +9497,7 @@
         <w:sz w:val="14"/>
         <w:szCs w:val="14"/>
       </w:rPr>
-      <w:t xml:space="preserve">Version 2.101.417 de l'application  ·  1er octobre 2026  ·  document interne BMI Togo</w:t>
+      <w:t xml:space="preserve">Version 2.101.418 de l'application  ·  1er octobre 2026  ·  document interne BMI Togo</w:t>
     </w:r>
   </w:p>
 </w:ftr>

--- a/docs/manuel/chapitre-20-messagerie-et-whatsapp.docx
+++ b/docs/manuel/chapitre-20-messagerie-et-whatsapp.docx
@@ -322,7 +322,7 @@
                 <w:sz w:val="20"/>
                 <w:szCs w:val="20"/>
               </w:rPr>
-              <w:t xml:space="preserve">2.101.418</w:t>
+              <w:t xml:space="preserve">2.101.419</w:t>
             </w:r>
           </w:p>
         </w:tc>
@@ -9497,7 +9497,7 @@
         <w:sz w:val="14"/>
         <w:szCs w:val="14"/>
       </w:rPr>
-      <w:t xml:space="preserve">Version 2.101.418 de l'application  ·  1er octobre 2026  ·  document interne BMI Togo</w:t>
+      <w:t xml:space="preserve">Version 2.101.419 de l'application  ·  1er octobre 2026  ·  document interne BMI Togo</w:t>
     </w:r>
   </w:p>
 </w:ftr>

--- a/docs/manuel/chapitre-20-messagerie-et-whatsapp.docx
+++ b/docs/manuel/chapitre-20-messagerie-et-whatsapp.docx
@@ -322,7 +322,7 @@
                 <w:sz w:val="20"/>
                 <w:szCs w:val="20"/>
               </w:rPr>
-              <w:t xml:space="preserve">2.101.419</w:t>
+              <w:t xml:space="preserve">2.101.420</w:t>
             </w:r>
           </w:p>
         </w:tc>
@@ -9497,7 +9497,7 @@
         <w:sz w:val="14"/>
         <w:szCs w:val="14"/>
       </w:rPr>
-      <w:t xml:space="preserve">Version 2.101.419 de l'application  ·  1er octobre 2026  ·  document interne BMI Togo</w:t>
+      <w:t xml:space="preserve">Version 2.101.420 de l'application  ·  1er octobre 2026  ·  document interne BMI Togo</w:t>
     </w:r>
   </w:p>
 </w:ftr>

--- a/docs/manuel/chapitre-20-messagerie-et-whatsapp.docx
+++ b/docs/manuel/chapitre-20-messagerie-et-whatsapp.docx
@@ -322,7 +322,7 @@
                 <w:sz w:val="20"/>
                 <w:szCs w:val="20"/>
               </w:rPr>
-              <w:t xml:space="preserve">2.101.420</w:t>
+              <w:t xml:space="preserve">2.101.421</w:t>
             </w:r>
           </w:p>
         </w:tc>
@@ -9497,7 +9497,7 @@
         <w:sz w:val="14"/>
         <w:szCs w:val="14"/>
       </w:rPr>
-      <w:t xml:space="preserve">Version 2.101.420 de l'application  ·  1er octobre 2026  ·  document interne BMI Togo</w:t>
+      <w:t xml:space="preserve">Version 2.101.421 de l'application  ·  1er octobre 2026  ·  document interne BMI Togo</w:t>
     </w:r>
   </w:p>
 </w:ftr>

--- a/docs/manuel/chapitre-20-messagerie-et-whatsapp.docx
+++ b/docs/manuel/chapitre-20-messagerie-et-whatsapp.docx
@@ -322,7 +322,7 @@
                 <w:sz w:val="20"/>
                 <w:szCs w:val="20"/>
               </w:rPr>
-              <w:t xml:space="preserve">2.101.421</w:t>
+              <w:t xml:space="preserve">2.101.422</w:t>
             </w:r>
           </w:p>
         </w:tc>
@@ -9497,7 +9497,7 @@
         <w:sz w:val="14"/>
         <w:szCs w:val="14"/>
       </w:rPr>
-      <w:t xml:space="preserve">Version 2.101.421 de l'application  ·  1er octobre 2026  ·  document interne BMI Togo</w:t>
+      <w:t xml:space="preserve">Version 2.101.422 de l'application  ·  1er octobre 2026  ·  document interne BMI Togo</w:t>
     </w:r>
   </w:p>
 </w:ftr>

--- a/docs/manuel/chapitre-20-messagerie-et-whatsapp.docx
+++ b/docs/manuel/chapitre-20-messagerie-et-whatsapp.docx
@@ -322,7 +322,7 @@
                 <w:sz w:val="20"/>
                 <w:szCs w:val="20"/>
               </w:rPr>
-              <w:t xml:space="preserve">2.101.422</w:t>
+              <w:t xml:space="preserve">2.101.423</w:t>
             </w:r>
           </w:p>
         </w:tc>
@@ -9497,7 +9497,7 @@
         <w:sz w:val="14"/>
         <w:szCs w:val="14"/>
       </w:rPr>
-      <w:t xml:space="preserve">Version 2.101.422 de l'application  ·  1er octobre 2026  ·  document interne BMI Togo</w:t>
+      <w:t xml:space="preserve">Version 2.101.423 de l'application  ·  1er octobre 2026  ·  document interne BMI Togo</w:t>
     </w:r>
   </w:p>
 </w:ftr>

--- a/docs/manuel/chapitre-20-messagerie-et-whatsapp.docx
+++ b/docs/manuel/chapitre-20-messagerie-et-whatsapp.docx
@@ -322,7 +322,7 @@
                 <w:sz w:val="20"/>
                 <w:szCs w:val="20"/>
               </w:rPr>
-              <w:t xml:space="preserve">2.101.423</w:t>
+              <w:t xml:space="preserve">2.101.424</w:t>
             </w:r>
           </w:p>
         </w:tc>
@@ -9497,7 +9497,7 @@
         <w:sz w:val="14"/>
         <w:szCs w:val="14"/>
       </w:rPr>
-      <w:t xml:space="preserve">Version 2.101.423 de l'application  ·  1er octobre 2026  ·  document interne BMI Togo</w:t>
+      <w:t xml:space="preserve">Version 2.101.424 de l'application  ·  1er octobre 2026  ·  document interne BMI Togo</w:t>
     </w:r>
   </w:p>
 </w:ftr>

--- a/docs/manuel/chapitre-20-messagerie-et-whatsapp.docx
+++ b/docs/manuel/chapitre-20-messagerie-et-whatsapp.docx
@@ -322,7 +322,7 @@
                 <w:sz w:val="20"/>
                 <w:szCs w:val="20"/>
               </w:rPr>
-              <w:t xml:space="preserve">2.101.424</w:t>
+              <w:t xml:space="preserve">2.101.425</w:t>
             </w:r>
           </w:p>
         </w:tc>
@@ -9497,7 +9497,7 @@
         <w:sz w:val="14"/>
         <w:szCs w:val="14"/>
       </w:rPr>
-      <w:t xml:space="preserve">Version 2.101.424 de l'application  ·  1er octobre 2026  ·  document interne BMI Togo</w:t>
+      <w:t xml:space="preserve">Version 2.101.425 de l'application  ·  1er octobre 2026  ·  document interne BMI Togo</w:t>
     </w:r>
   </w:p>
 </w:ftr>

--- a/docs/manuel/chapitre-20-messagerie-et-whatsapp.docx
+++ b/docs/manuel/chapitre-20-messagerie-et-whatsapp.docx
@@ -322,7 +322,7 @@
                 <w:sz w:val="20"/>
                 <w:szCs w:val="20"/>
               </w:rPr>
-              <w:t xml:space="preserve">2.101.425</w:t>
+              <w:t xml:space="preserve">2.101.426</w:t>
             </w:r>
           </w:p>
         </w:tc>
@@ -9497,7 +9497,7 @@
         <w:sz w:val="14"/>
         <w:szCs w:val="14"/>
       </w:rPr>
-      <w:t xml:space="preserve">Version 2.101.425 de l'application  ·  1er octobre 2026  ·  document interne BMI Togo</w:t>
+      <w:t xml:space="preserve">Version 2.101.426 de l'application  ·  1er octobre 2026  ·  document interne BMI Togo</w:t>
     </w:r>
   </w:p>
 </w:ftr>

--- a/docs/manuel/chapitre-20-messagerie-et-whatsapp.docx
+++ b/docs/manuel/chapitre-20-messagerie-et-whatsapp.docx
@@ -322,7 +322,7 @@
                 <w:sz w:val="20"/>
                 <w:szCs w:val="20"/>
               </w:rPr>
-              <w:t xml:space="preserve">2.101.426</w:t>
+              <w:t xml:space="preserve">2.101.427</w:t>
             </w:r>
           </w:p>
         </w:tc>
@@ -9497,7 +9497,7 @@
         <w:sz w:val="14"/>
         <w:szCs w:val="14"/>
       </w:rPr>
-      <w:t xml:space="preserve">Version 2.101.426 de l'application  ·  1er octobre 2026  ·  document interne BMI Togo</w:t>
+      <w:t xml:space="preserve">Version 2.101.427 de l'application  ·  1er octobre 2026  ·  document interne BMI Togo</w:t>
     </w:r>
   </w:p>
 </w:ftr>

--- a/docs/manuel/chapitre-20-messagerie-et-whatsapp.docx
+++ b/docs/manuel/chapitre-20-messagerie-et-whatsapp.docx
@@ -322,7 +322,7 @@
                 <w:sz w:val="20"/>
                 <w:szCs w:val="20"/>
               </w:rPr>
-              <w:t xml:space="preserve">2.101.427</w:t>
+              <w:t xml:space="preserve">2.101.428</w:t>
             </w:r>
           </w:p>
         </w:tc>
@@ -9497,7 +9497,7 @@
         <w:sz w:val="14"/>
         <w:szCs w:val="14"/>
       </w:rPr>
-      <w:t xml:space="preserve">Version 2.101.427 de l'application  ·  1er octobre 2026  ·  document interne BMI Togo</w:t>
+      <w:t xml:space="preserve">Version 2.101.428 de l'application  ·  1er octobre 2026  ·  document interne BMI Togo</w:t>
     </w:r>
   </w:p>
 </w:ftr>

--- a/docs/manuel/chapitre-20-messagerie-et-whatsapp.docx
+++ b/docs/manuel/chapitre-20-messagerie-et-whatsapp.docx
@@ -322,7 +322,7 @@
                 <w:sz w:val="20"/>
                 <w:szCs w:val="20"/>
               </w:rPr>
-              <w:t xml:space="preserve">2.101.428</w:t>
+              <w:t xml:space="preserve">2.101.429</w:t>
             </w:r>
           </w:p>
         </w:tc>
@@ -9497,7 +9497,7 @@
         <w:sz w:val="14"/>
         <w:szCs w:val="14"/>
       </w:rPr>
-      <w:t xml:space="preserve">Version 2.101.428 de l'application  ·  1er octobre 2026  ·  document interne BMI Togo</w:t>
+      <w:t xml:space="preserve">Version 2.101.429 de l'application  ·  1er octobre 2026  ·  document interne BMI Togo</w:t>
     </w:r>
   </w:p>
 </w:ftr>

--- a/docs/manuel/chapitre-20-messagerie-et-whatsapp.docx
+++ b/docs/manuel/chapitre-20-messagerie-et-whatsapp.docx
@@ -322,7 +322,7 @@
                 <w:sz w:val="20"/>
                 <w:szCs w:val="20"/>
               </w:rPr>
-              <w:t xml:space="preserve">2.101.429</w:t>
+              <w:t xml:space="preserve">2.101.430</w:t>
             </w:r>
           </w:p>
         </w:tc>
@@ -9497,7 +9497,7 @@
         <w:sz w:val="14"/>
         <w:szCs w:val="14"/>
       </w:rPr>
-      <w:t xml:space="preserve">Version 2.101.429 de l'application  ·  1er octobre 2026  ·  document interne BMI Togo</w:t>
+      <w:t xml:space="preserve">Version 2.101.430 de l'application  ·  1er octobre 2026  ·  document interne BMI Togo</w:t>
     </w:r>
   </w:p>
 </w:ftr>

--- a/docs/manuel/chapitre-20-messagerie-et-whatsapp.docx
+++ b/docs/manuel/chapitre-20-messagerie-et-whatsapp.docx
@@ -322,7 +322,7 @@
                 <w:sz w:val="20"/>
                 <w:szCs w:val="20"/>
               </w:rPr>
-              <w:t xml:space="preserve">2.101.430</w:t>
+              <w:t xml:space="preserve">2.101.431</w:t>
             </w:r>
           </w:p>
         </w:tc>
@@ -9497,7 +9497,7 @@
         <w:sz w:val="14"/>
         <w:szCs w:val="14"/>
       </w:rPr>
-      <w:t xml:space="preserve">Version 2.101.430 de l'application  ·  1er octobre 2026  ·  document interne BMI Togo</w:t>
+      <w:t xml:space="preserve">Version 2.101.431 de l'application  ·  1er octobre 2026  ·  document interne BMI Togo</w:t>
     </w:r>
   </w:p>
 </w:ftr>

--- a/docs/manuel/chapitre-20-messagerie-et-whatsapp.docx
+++ b/docs/manuel/chapitre-20-messagerie-et-whatsapp.docx
@@ -322,7 +322,7 @@
                 <w:sz w:val="20"/>
                 <w:szCs w:val="20"/>
               </w:rPr>
-              <w:t xml:space="preserve">2.101.431</w:t>
+              <w:t xml:space="preserve">2.101.432</w:t>
             </w:r>
           </w:p>
         </w:tc>
@@ -9497,7 +9497,7 @@
         <w:sz w:val="14"/>
         <w:szCs w:val="14"/>
       </w:rPr>
-      <w:t xml:space="preserve">Version 2.101.431 de l'application  ·  1er octobre 2026  ·  document interne BMI Togo</w:t>
+      <w:t xml:space="preserve">Version 2.101.432 de l'application  ·  1er octobre 2026  ·  document interne BMI Togo</w:t>
     </w:r>
   </w:p>
 </w:ftr>

--- a/docs/manuel/chapitre-20-messagerie-et-whatsapp.docx
+++ b/docs/manuel/chapitre-20-messagerie-et-whatsapp.docx
@@ -322,7 +322,7 @@
                 <w:sz w:val="20"/>
                 <w:szCs w:val="20"/>
               </w:rPr>
-              <w:t xml:space="preserve">2.101.432</w:t>
+              <w:t xml:space="preserve">2.101.433</w:t>
             </w:r>
           </w:p>
         </w:tc>
@@ -9497,7 +9497,7 @@
         <w:sz w:val="14"/>
         <w:szCs w:val="14"/>
       </w:rPr>
-      <w:t xml:space="preserve">Version 2.101.432 de l'application  ·  1er octobre 2026  ·  document interne BMI Togo</w:t>
+      <w:t xml:space="preserve">Version 2.101.433 de l'application  ·  1er octobre 2026  ·  document interne BMI Togo</w:t>
     </w:r>
   </w:p>
 </w:ftr>

--- a/docs/manuel/chapitre-20-messagerie-et-whatsapp.docx
+++ b/docs/manuel/chapitre-20-messagerie-et-whatsapp.docx
@@ -322,7 +322,7 @@
                 <w:sz w:val="20"/>
                 <w:szCs w:val="20"/>
               </w:rPr>
-              <w:t xml:space="preserve">2.101.433</w:t>
+              <w:t xml:space="preserve">2.101.434</w:t>
             </w:r>
           </w:p>
         </w:tc>
@@ -9497,7 +9497,7 @@
         <w:sz w:val="14"/>
         <w:szCs w:val="14"/>
       </w:rPr>
-      <w:t xml:space="preserve">Version 2.101.433 de l'application  ·  1er octobre 2026  ·  document interne BMI Togo</w:t>
+      <w:t xml:space="preserve">Version 2.101.434 de l'application  ·  1er octobre 2026  ·  document interne BMI Togo</w:t>
     </w:r>
   </w:p>
 </w:ftr>

--- a/docs/manuel/chapitre-20-messagerie-et-whatsapp.docx
+++ b/docs/manuel/chapitre-20-messagerie-et-whatsapp.docx
@@ -322,7 +322,7 @@
                 <w:sz w:val="20"/>
                 <w:szCs w:val="20"/>
               </w:rPr>
-              <w:t xml:space="preserve">2.101.434</w:t>
+              <w:t xml:space="preserve">2.101.435</w:t>
             </w:r>
           </w:p>
         </w:tc>
@@ -9497,7 +9497,7 @@
         <w:sz w:val="14"/>
         <w:szCs w:val="14"/>
       </w:rPr>
-      <w:t xml:space="preserve">Version 2.101.434 de l'application  ·  1er octobre 2026  ·  document interne BMI Togo</w:t>
+      <w:t xml:space="preserve">Version 2.101.435 de l'application  ·  1er octobre 2026  ·  document interne BMI Togo</w:t>
     </w:r>
   </w:p>
 </w:ftr>

--- a/docs/manuel/chapitre-20-messagerie-et-whatsapp.docx
+++ b/docs/manuel/chapitre-20-messagerie-et-whatsapp.docx
@@ -322,7 +322,7 @@
                 <w:sz w:val="20"/>
                 <w:szCs w:val="20"/>
               </w:rPr>
-              <w:t xml:space="preserve">2.101.435</w:t>
+              <w:t xml:space="preserve">2.101.436</w:t>
             </w:r>
           </w:p>
         </w:tc>
@@ -9497,7 +9497,7 @@
         <w:sz w:val="14"/>
         <w:szCs w:val="14"/>
       </w:rPr>
-      <w:t xml:space="preserve">Version 2.101.435 de l'application  ·  1er octobre 2026  ·  document interne BMI Togo</w:t>
+      <w:t xml:space="preserve">Version 2.101.436 de l'application  ·  1er octobre 2026  ·  document interne BMI Togo</w:t>
     </w:r>
   </w:p>
 </w:ftr>

--- a/docs/manuel/chapitre-20-messagerie-et-whatsapp.docx
+++ b/docs/manuel/chapitre-20-messagerie-et-whatsapp.docx
@@ -322,7 +322,7 @@
                 <w:sz w:val="20"/>
                 <w:szCs w:val="20"/>
               </w:rPr>
-              <w:t xml:space="preserve">2.101.436</w:t>
+              <w:t xml:space="preserve">2.101.437</w:t>
             </w:r>
           </w:p>
         </w:tc>
@@ -9497,7 +9497,7 @@
         <w:sz w:val="14"/>
         <w:szCs w:val="14"/>
       </w:rPr>
-      <w:t xml:space="preserve">Version 2.101.436 de l'application  ·  1er octobre 2026  ·  document interne BMI Togo</w:t>
+      <w:t xml:space="preserve">Version 2.101.437 de l'application  ·  1er octobre 2026  ·  document interne BMI Togo</w:t>
     </w:r>
   </w:p>
 </w:ftr>
